--- a/DWH_2/DWH_HW_7.docx
+++ b/DWH_2/DWH_HW_7.docx
@@ -7,31 +7,27 @@
         <w:rPr>
           <w:b/>
           <w:bCs/>
+          <w:sz w:val="32"/>
+          <w:szCs w:val="32"/>
         </w:rPr>
       </w:pPr>
       <w:r>
         <w:rPr>
           <w:b/>
           <w:bCs/>
-        </w:rPr>
-        <w:t>PL/</w:t>
-      </w:r>
-      <w:proofErr w:type="spellStart"/>
-      <w:r>
-        <w:rPr>
-          <w:b/>
-          <w:bCs/>
-        </w:rPr>
-        <w:t>pgSQL</w:t>
-      </w:r>
-      <w:proofErr w:type="spellEnd"/>
-      <w:r>
-        <w:rPr>
-          <w:b/>
-          <w:bCs/>
-        </w:rPr>
-        <w:t>. Loading 3NF objects</w:t>
-      </w:r>
+          <w:sz w:val="32"/>
+          <w:szCs w:val="32"/>
+        </w:rPr>
+        <w:t>PL/pgSQL. Loading 3NF objects</w:t>
+      </w:r>
+    </w:p>
+    <w:p>
+      <w:pPr>
+        <w:rPr>
+          <w:b/>
+          <w:bCs/>
+        </w:rPr>
+      </w:pPr>
     </w:p>
     <w:p>
       <w:r>
@@ -274,18 +270,10 @@
     </w:p>
     <w:p>
       <w:r>
-        <w:t xml:space="preserve">Unique regions are </w:t>
-      </w:r>
-      <w:proofErr w:type="gramStart"/>
-      <w:r>
-        <w:t xml:space="preserve">extracted </w:t>
-      </w:r>
-      <w:r>
-        <w:t xml:space="preserve"> and</w:t>
-      </w:r>
-      <w:proofErr w:type="gramEnd"/>
-      <w:r>
-        <w:t xml:space="preserve"> loaded the data to 3NF into the </w:t>
+        <w:t xml:space="preserve">Unique regions are extracted </w:t>
+      </w:r>
+      <w:r>
+        <w:t xml:space="preserve"> and loaded the data to 3NF into the </w:t>
       </w:r>
       <w:r>
         <w:rPr>
@@ -313,15 +301,7 @@
         <w:t>Pulls from offline source only</w:t>
       </w:r>
       <w:r>
-        <w:t xml:space="preserve">, </w:t>
-      </w:r>
-      <w:proofErr w:type="gramStart"/>
-      <w:r>
-        <w:t>as in</w:t>
-      </w:r>
-      <w:proofErr w:type="gramEnd"/>
-      <w:r>
-        <w:t xml:space="preserve"> online there is no location data. </w:t>
+        <w:t xml:space="preserve">, as in online there is no location data. </w:t>
       </w:r>
     </w:p>
     <w:p>
@@ -406,33 +386,17 @@
     </w:p>
     <w:p>
       <w:r>
-        <w:t xml:space="preserve">Unique regions are </w:t>
-      </w:r>
-      <w:proofErr w:type="gramStart"/>
-      <w:r>
-        <w:t xml:space="preserve">extracted </w:t>
-      </w:r>
-      <w:r>
-        <w:t xml:space="preserve"> and</w:t>
-      </w:r>
-      <w:proofErr w:type="gramEnd"/>
-      <w:r>
-        <w:t xml:space="preserve"> loaded the data to 3NF into the </w:t>
-      </w:r>
-      <w:r>
-        <w:rPr>
-          <w:b/>
-          <w:bCs/>
-        </w:rPr>
-        <w:t>CE_</w:t>
-      </w:r>
-      <w:proofErr w:type="gramStart"/>
-      <w:r>
-        <w:rPr>
-          <w:b/>
-          <w:bCs/>
-        </w:rPr>
-        <w:t>CITIES</w:t>
+        <w:t xml:space="preserve">Unique regions are extracted </w:t>
+      </w:r>
+      <w:r>
+        <w:t xml:space="preserve"> and loaded the data to 3NF into the </w:t>
+      </w:r>
+      <w:r>
+        <w:rPr>
+          <w:b/>
+          <w:bCs/>
+        </w:rPr>
+        <w:t>CE_CITIES</w:t>
       </w:r>
       <w:r>
         <w:t xml:space="preserve"> </w:t>
@@ -443,7 +407,6 @@
       <w:r>
         <w:t>table</w:t>
       </w:r>
-      <w:proofErr w:type="gramEnd"/>
       <w:r>
         <w:t xml:space="preserve"> using </w:t>
       </w:r>
@@ -457,15 +420,7 @@
         <w:t>Pulls from offline source only</w:t>
       </w:r>
       <w:r>
-        <w:t xml:space="preserve">, </w:t>
-      </w:r>
-      <w:proofErr w:type="gramStart"/>
-      <w:r>
-        <w:t>as in</w:t>
-      </w:r>
-      <w:proofErr w:type="gramEnd"/>
-      <w:r>
-        <w:t xml:space="preserve"> online there is no location data. </w:t>
+        <w:t xml:space="preserve">, as in online there is no location data. </w:t>
       </w:r>
     </w:p>
     <w:p>
@@ -530,30 +485,14 @@
           <w:b/>
           <w:bCs/>
         </w:rPr>
-        <w:t xml:space="preserve">Loading </w:t>
-      </w:r>
-      <w:proofErr w:type="gramStart"/>
-      <w:r>
-        <w:rPr>
-          <w:b/>
-          <w:bCs/>
-        </w:rPr>
-        <w:t xml:space="preserve">to  </w:t>
-      </w:r>
-      <w:r>
-        <w:rPr>
-          <w:b/>
-          <w:bCs/>
-        </w:rPr>
-        <w:t>Table</w:t>
-      </w:r>
-      <w:proofErr w:type="gramEnd"/>
-      <w:r>
-        <w:rPr>
-          <w:b/>
-          <w:bCs/>
-        </w:rPr>
-        <w:t xml:space="preserve"> </w:t>
+        <w:t xml:space="preserve">Loading to  </w:t>
+      </w:r>
+      <w:r>
+        <w:rPr>
+          <w:b/>
+          <w:bCs/>
+        </w:rPr>
+        <w:t xml:space="preserve">Table </w:t>
       </w:r>
       <w:r>
         <w:rPr>
@@ -604,15 +543,7 @@
         <w:t>Pulls from offline source only</w:t>
       </w:r>
       <w:r>
-        <w:t xml:space="preserve">, </w:t>
-      </w:r>
-      <w:proofErr w:type="gramStart"/>
-      <w:r>
-        <w:t>as in</w:t>
-      </w:r>
-      <w:proofErr w:type="gramEnd"/>
-      <w:r>
-        <w:t xml:space="preserve"> online there is no location data. </w:t>
+        <w:t xml:space="preserve">, as in online there is no location data. </w:t>
       </w:r>
     </w:p>
     <w:p>
@@ -724,15 +655,7 @@
         <w:t>Pulls from offline source only</w:t>
       </w:r>
       <w:r>
-        <w:t xml:space="preserve">, </w:t>
-      </w:r>
-      <w:proofErr w:type="gramStart"/>
-      <w:r>
-        <w:t>as in</w:t>
-      </w:r>
-      <w:proofErr w:type="gramEnd"/>
-      <w:r>
-        <w:t xml:space="preserve"> online there is no location data. </w:t>
+        <w:t xml:space="preserve">, as in online there is no location data. </w:t>
       </w:r>
     </w:p>
     <w:p>
@@ -878,23 +801,7 @@
           <w:b/>
           <w:bCs/>
         </w:rPr>
-        <w:t>BL_</w:t>
-      </w:r>
-      <w:proofErr w:type="gramStart"/>
-      <w:r>
-        <w:rPr>
-          <w:b/>
-          <w:bCs/>
-        </w:rPr>
-        <w:t>CL.STORES</w:t>
-      </w:r>
-      <w:proofErr w:type="gramEnd"/>
-      <w:r>
-        <w:rPr>
-          <w:b/>
-          <w:bCs/>
-        </w:rPr>
-        <w:t>_FOR_LOAD</w:t>
+        <w:t>BL_CL.STORES_FOR_LOAD</w:t>
       </w:r>
       <w:r>
         <w:rPr>
@@ -904,15 +811,7 @@
         <w:t xml:space="preserve"> </w:t>
       </w:r>
       <w:r>
-        <w:t xml:space="preserve">where the data is </w:t>
-      </w:r>
-      <w:proofErr w:type="spellStart"/>
-      <w:r>
-        <w:t>dedublicated</w:t>
-      </w:r>
-      <w:proofErr w:type="spellEnd"/>
-      <w:r>
-        <w:t xml:space="preserve"> and joined</w:t>
+        <w:t>where the data is dedublicated and joined</w:t>
       </w:r>
       <w:r>
         <w:t xml:space="preserve"> from sources. </w:t>
@@ -970,15 +869,7 @@
         <w:t>PROCEDURE</w:t>
       </w:r>
       <w:r>
-        <w:t xml:space="preserve"> BL_</w:t>
-      </w:r>
-      <w:proofErr w:type="gramStart"/>
-      <w:r>
-        <w:t>CL.LOAD</w:t>
-      </w:r>
-      <w:proofErr w:type="gramEnd"/>
-      <w:r>
-        <w:t>_CE_STORES</w:t>
+        <w:t xml:space="preserve"> BL_CL.LOAD_CE_STORES</w:t>
       </w:r>
       <w:r>
         <w:t xml:space="preserve"> for loading the data into </w:t>
@@ -1078,35 +969,14 @@
       <w:r>
         <w:t xml:space="preserve">The same approach </w:t>
       </w:r>
-      <w:proofErr w:type="gramStart"/>
-      <w:r>
-        <w:t>as for</w:t>
-      </w:r>
-      <w:proofErr w:type="gramEnd"/>
-      <w:r>
-        <w:t xml:space="preserve"> the table </w:t>
+      <w:r>
+        <w:t xml:space="preserve">as for the table </w:t>
       </w:r>
       <w:r>
         <w:t xml:space="preserve">CE_STORES </w:t>
       </w:r>
       <w:r>
-        <w:t xml:space="preserve">was applied </w:t>
-      </w:r>
-      <w:proofErr w:type="gramStart"/>
-      <w:r>
-        <w:t>for</w:t>
-      </w:r>
-      <w:proofErr w:type="gramEnd"/>
-      <w:r>
-        <w:t xml:space="preserve"> vendors via VENDORS_FOR_</w:t>
-      </w:r>
-      <w:proofErr w:type="gramStart"/>
-      <w:r>
-        <w:t>LOAD(</w:t>
-      </w:r>
-      <w:proofErr w:type="gramEnd"/>
-      <w:r>
-        <w:t>)</w:t>
+        <w:t>was applied for vendors via VENDORS_FOR_LOAD()</w:t>
       </w:r>
       <w:r>
         <w:t xml:space="preserve">. </w:t>
@@ -1144,15 +1014,7 @@
         <w:t xml:space="preserve"> </w:t>
       </w:r>
       <w:r>
-        <w:t xml:space="preserve">where the data is </w:t>
-      </w:r>
-      <w:proofErr w:type="spellStart"/>
-      <w:r>
-        <w:t>dedublicated</w:t>
-      </w:r>
-      <w:proofErr w:type="spellEnd"/>
-      <w:r>
-        <w:t xml:space="preserve"> and joined</w:t>
+        <w:t>where the data is dedublicated and joined</w:t>
       </w:r>
       <w:r>
         <w:t xml:space="preserve"> from sources. </w:t>
@@ -1213,15 +1075,7 @@
         <w:t xml:space="preserve"> </w:t>
       </w:r>
       <w:r>
-        <w:t>BL_</w:t>
-      </w:r>
-      <w:proofErr w:type="gramStart"/>
-      <w:r>
-        <w:t>CL.LOAD</w:t>
-      </w:r>
-      <w:proofErr w:type="gramEnd"/>
-      <w:r>
-        <w:t>_CE_VENDORS for loading the data into CE_ VENDORS table in 3NF layer.</w:t>
+        <w:t>BL_CL.LOAD_CE_VENDORS for loading the data into CE_ VENDORS table in 3NF layer.</w:t>
       </w:r>
       <w:r>
         <w:t xml:space="preserve"> </w:t>
@@ -1294,15 +1148,7 @@
         <w:t>E_CATEGORIES</w:t>
       </w:r>
       <w:r>
-        <w:t xml:space="preserve"> </w:t>
-      </w:r>
-      <w:proofErr w:type="gramStart"/>
-      <w:r>
-        <w:t>was</w:t>
-      </w:r>
-      <w:proofErr w:type="gramEnd"/>
-      <w:r>
-        <w:t xml:space="preserve"> loaded to 3NF using </w:t>
+        <w:t xml:space="preserve"> was loaded to 3NF using </w:t>
       </w:r>
       <w:r>
         <w:t>direct procedural load</w:t>
@@ -1351,25 +1197,14 @@
           <w:b/>
           <w:bCs/>
         </w:rPr>
-        <w:t>CE_</w:t>
-      </w:r>
-      <w:r>
-        <w:rPr>
-          <w:b/>
-          <w:bCs/>
-        </w:rPr>
-        <w:t xml:space="preserve"> </w:t>
-      </w:r>
-      <w:r>
-        <w:rPr>
-          <w:b/>
-          <w:bCs/>
-        </w:rPr>
-        <w:t>CATEGORIES</w:t>
-      </w:r>
-    </w:p>
-    <w:p>
-      <w:r>
+        <w:t>CE_ CATEGORIES</w:t>
+      </w:r>
+    </w:p>
+    <w:p>
+      <w:r>
+        <w:rPr>
+          <w:noProof/>
+        </w:rPr>
         <w:lastRenderedPageBreak/>
         <w:drawing>
           <wp:inline distT="0" distB="0" distL="0" distR="0" wp14:anchorId="11FBE5BF" wp14:editId="7C2DCCE8">
@@ -1441,6 +1276,7 @@
         <w:rPr>
           <w:b/>
           <w:bCs/>
+          <w:noProof/>
         </w:rPr>
         <w:drawing>
           <wp:inline distT="0" distB="0" distL="0" distR="0" wp14:anchorId="387F2EB4" wp14:editId="4A2FCF1E">
@@ -1504,10 +1340,7 @@
     </w:p>
     <w:p>
       <w:r>
-        <w:t>Implementation of the LOAD_CE_ITEMS_SCD procedure using a loop was a strategic choice to manage the complexity of Slowly Changing Dimensions (SCD Type 2</w:t>
-      </w:r>
-      <w:r>
-        <w:t>)</w:t>
+        <w:t>Implementation of the LOAD_CE_ITEMS_SCD procedure using a loop was a strategic choice to manage the complexity of Slowly Changing Dimensions (SCD Type 2)</w:t>
       </w:r>
       <w:r>
         <w:t xml:space="preserve">. </w:t>
@@ -1533,27 +1366,14 @@
         <w:t>inserting</w:t>
       </w:r>
       <w:r>
-        <w:t xml:space="preserve"> a new version. Using a loop ensures that this "Close-then-Open" cycle is executed atomically for each source system (</w:t>
-      </w:r>
-      <w:proofErr w:type="spellStart"/>
-      <w:r>
-        <w:t>sa_offline_sales</w:t>
-      </w:r>
-      <w:proofErr w:type="spellEnd"/>
-      <w:r>
-        <w:t xml:space="preserve"> and </w:t>
-      </w:r>
-      <w:proofErr w:type="spellStart"/>
-      <w:r>
-        <w:t>sa_online_sales</w:t>
-      </w:r>
-      <w:proofErr w:type="spellEnd"/>
-      <w:r>
-        <w:t>) without risk of cross-contamination between different source datasets.</w:t>
-      </w:r>
-    </w:p>
-    <w:p>
-      <w:r>
+        <w:t xml:space="preserve"> a new version. Using a loop ensures that this "Close-then-Open" cycle is executed atomically for each source system (sa_offline_sales and sa_online_sales) without risk of cross-contamination between different source datasets.</w:t>
+      </w:r>
+    </w:p>
+    <w:p>
+      <w:r>
+        <w:rPr>
+          <w:noProof/>
+        </w:rPr>
         <w:lastRenderedPageBreak/>
         <w:drawing>
           <wp:inline distT="0" distB="0" distL="0" distR="0" wp14:anchorId="6A9FD153" wp14:editId="130F4781">
@@ -1594,6 +1414,9 @@
     </w:p>
     <w:p>
       <w:r>
+        <w:rPr>
+          <w:noProof/>
+        </w:rPr>
         <w:lastRenderedPageBreak/>
         <w:drawing>
           <wp:inline distT="0" distB="0" distL="0" distR="0" wp14:anchorId="47A96E03" wp14:editId="0D6FFF1E">
@@ -1634,6 +1457,9 @@
     </w:p>
     <w:p>
       <w:r>
+        <w:rPr>
+          <w:noProof/>
+        </w:rPr>
         <w:lastRenderedPageBreak/>
         <w:drawing>
           <wp:inline distT="0" distB="0" distL="0" distR="0" wp14:anchorId="7E68A98E" wp14:editId="63C6539F">
@@ -1684,80 +1510,37 @@
           <w:b/>
           <w:bCs/>
         </w:rPr>
-        <w:t xml:space="preserve">Loading to table </w:t>
-      </w:r>
-      <w:r>
-        <w:rPr>
-          <w:b/>
-          <w:bCs/>
-        </w:rPr>
-        <w:t>CE_SALES</w:t>
-      </w:r>
-    </w:p>
-    <w:p>
-      <w:r>
-        <w:t>The LOAD_CE_SALES procedure</w:t>
-      </w:r>
-      <w:r>
-        <w:t xml:space="preserve"> loads data to </w:t>
-      </w:r>
-      <w:r>
-        <w:t>Fact Table by integrating transactional data from both Online and Offline sources with the previously loaded 3NF dimensions.</w:t>
+        <w:t>Loading to table CE_SALES</w:t>
+      </w:r>
+    </w:p>
+    <w:p>
+      <w:r>
+        <w:t>The LOAD_CE_SALES procedure loads data to Fact Table by integrating transactional data from both Online and Offline sources with the previously loaded 3NF dimensions. The procedure</w:t>
       </w:r>
       <w:r>
         <w:t xml:space="preserve"> </w:t>
       </w:r>
       <w:r>
-        <w:t>The procedure</w:t>
-      </w:r>
-      <w:r>
-        <w:t xml:space="preserve"> </w:t>
-      </w:r>
-      <w:r>
-        <w:t>joining CE_DATES, T_MAP_</w:t>
-      </w:r>
-      <w:proofErr w:type="gramStart"/>
-      <w:r>
-        <w:t>STORES</w:t>
-      </w:r>
-      <w:r>
-        <w:t xml:space="preserve"> </w:t>
+        <w:t xml:space="preserve">joining CE_DATES, T_MAP_STORES </w:t>
       </w:r>
       <w:r>
         <w:t>,</w:t>
       </w:r>
       <w:r>
-        <w:t>CE</w:t>
-      </w:r>
-      <w:proofErr w:type="gramEnd"/>
-      <w:r>
-        <w:t>_ITEMS_SCD, and CE_PROMOTIONS</w:t>
-      </w:r>
-      <w:proofErr w:type="gramStart"/>
-      <w:r>
-        <w:t>, it</w:t>
-      </w:r>
-      <w:proofErr w:type="gramEnd"/>
-      <w:r>
-        <w:t xml:space="preserve"> ensures that every sale is correctly linked to the specific version of a product (SCD Type 2) </w:t>
+        <w:t xml:space="preserve">CE_ITEMS_SCD, and CE_PROMOTIONS, it ensures that every sale is correctly linked to the specific version of a product (SCD Type 2) </w:t>
       </w:r>
       <w:r>
         <w:t xml:space="preserve">from a specific vendor </w:t>
       </w:r>
       <w:r>
-        <w:t xml:space="preserve">and the correct </w:t>
-      </w:r>
-      <w:proofErr w:type="gramStart"/>
-      <w:r>
-        <w:t>time period</w:t>
-      </w:r>
-      <w:proofErr w:type="gramEnd"/>
-      <w:r>
-        <w:t>.</w:t>
-      </w:r>
-    </w:p>
-    <w:p>
-      <w:r>
+        <w:t>and the correct time period.</w:t>
+      </w:r>
+    </w:p>
+    <w:p>
+      <w:r>
+        <w:rPr>
+          <w:noProof/>
+        </w:rPr>
         <w:lastRenderedPageBreak/>
         <w:drawing>
           <wp:inline distT="0" distB="0" distL="0" distR="0" wp14:anchorId="2A277F74" wp14:editId="5642D696">
@@ -1803,6 +1586,9 @@
         </w:rPr>
       </w:pPr>
       <w:r>
+        <w:rPr>
+          <w:noProof/>
+        </w:rPr>
         <w:lastRenderedPageBreak/>
         <w:drawing>
           <wp:inline distT="0" distB="0" distL="0" distR="0" wp14:anchorId="603B437F" wp14:editId="0E80AC37">
@@ -1843,15 +1629,7 @@
     </w:p>
     <w:p>
       <w:r>
-        <w:t xml:space="preserve">All procedures described above </w:t>
-      </w:r>
-      <w:proofErr w:type="gramStart"/>
-      <w:r>
-        <w:t>was</w:t>
-      </w:r>
-      <w:proofErr w:type="gramEnd"/>
-      <w:r>
-        <w:t xml:space="preserve"> collected in one main procedure </w:t>
+        <w:t xml:space="preserve">All procedures described above was collected in one main procedure </w:t>
       </w:r>
       <w:r>
         <w:t>LOAD_ALL_3NF_DATA</w:t>
@@ -1860,17 +1638,14 @@
         <w:t xml:space="preserve">. </w:t>
       </w:r>
       <w:r>
-        <w:t>LOAD_ALL_3NF_DATA</w:t>
-      </w:r>
-      <w:r>
-        <w:t xml:space="preserve"> </w:t>
-      </w:r>
-      <w:r>
-        <w:t>successfully automates the workflow, enforces the correct order of operations, and provides a robust layer of monitoring and error management. By consolidating all logic into one call, it ensures that the 3NF layer is consistently synchronized and ready for analytical use, making the entire ETL architecture reliable.</w:t>
-      </w:r>
-    </w:p>
-    <w:p>
-      <w:r>
+        <w:t>LOAD_ALL_3NF_DATA successfully automates the workflow, enforces the correct order of operations, and provides a robust layer of monitoring and error management. By consolidating all logic into one call, it ensures that the 3NF layer is consistently synchronized and ready for analytical use, making the entire ETL architecture reliable.</w:t>
+      </w:r>
+    </w:p>
+    <w:p>
+      <w:r>
+        <w:rPr>
+          <w:noProof/>
+        </w:rPr>
         <w:drawing>
           <wp:inline distT="0" distB="0" distL="0" distR="0" wp14:anchorId="1815BF7C" wp14:editId="788A37CD">
             <wp:extent cx="5638800" cy="3838722"/>
@@ -1967,23 +1742,7 @@
       </w:r>
       <w:r>
         <w:br/>
-        <w:t xml:space="preserve">The result means that all data has been already inserted into the tables by manual not automated code. But still the new implemented procedures are successfully executed </w:t>
-      </w:r>
-      <w:proofErr w:type="gramStart"/>
-      <w:r>
-        <w:t xml:space="preserve">( </w:t>
-      </w:r>
-      <w:proofErr w:type="spellStart"/>
-      <w:r>
-        <w:t>log</w:t>
-      </w:r>
-      <w:proofErr w:type="gramEnd"/>
-      <w:r>
-        <w:t>_message</w:t>
-      </w:r>
-      <w:proofErr w:type="spellEnd"/>
-      <w:r>
-        <w:t xml:space="preserve"> = ‘Success’)</w:t>
+        <w:t>The result means that all data has been already inserted into the tables by manual not automated code. But still the new implemented procedures are successfully executed ( log_message = ‘Success’)</w:t>
       </w:r>
     </w:p>
     <w:p>
@@ -1994,10 +1753,7 @@
         <w:t>LOAD_ALL_3NF_DATA</w:t>
       </w:r>
       <w:r>
-        <w:t xml:space="preserve"> procedure</w:t>
-      </w:r>
-      <w:r>
-        <w:t xml:space="preserve"> returns same result as the first</w:t>
+        <w:t xml:space="preserve"> procedure returns same result as the first</w:t>
       </w:r>
     </w:p>
     <w:p>
@@ -2061,11 +1817,9 @@
         <w:br/>
         <w:t xml:space="preserve">Data from </w:t>
       </w:r>
-      <w:proofErr w:type="spellStart"/>
       <w:r>
         <w:t>Offline_source</w:t>
       </w:r>
-      <w:proofErr w:type="spellEnd"/>
       <w:r>
         <w:t xml:space="preserve"> is loaded to 3Nf successfully:</w:t>
       </w:r>
@@ -2073,6 +1827,9 @@
         <w:br/>
       </w:r>
       <w:r>
+        <w:rPr>
+          <w:noProof/>
+        </w:rPr>
         <w:drawing>
           <wp:inline distT="0" distB="0" distL="0" distR="0" wp14:anchorId="0A2CD9A4" wp14:editId="7AF07BF7">
             <wp:extent cx="5943600" cy="3380740"/>
@@ -2115,11 +1872,9 @@
         <w:br/>
         <w:t xml:space="preserve">Data from </w:t>
       </w:r>
-      <w:proofErr w:type="spellStart"/>
       <w:r>
         <w:t>Online_source</w:t>
       </w:r>
-      <w:proofErr w:type="spellEnd"/>
       <w:r>
         <w:t xml:space="preserve"> is loaded to 3Nf successfully:</w:t>
       </w:r>
@@ -2127,6 +1882,9 @@
         <w:br/>
       </w:r>
       <w:r>
+        <w:rPr>
+          <w:noProof/>
+        </w:rPr>
         <w:drawing>
           <wp:inline distT="0" distB="0" distL="0" distR="0" wp14:anchorId="24D6EC50" wp14:editId="57319474">
             <wp:extent cx="5943600" cy="2689860"/>
@@ -2174,6 +1932,9 @@
         <w:br/>
       </w:r>
       <w:r>
+        <w:rPr>
+          <w:noProof/>
+        </w:rPr>
         <w:drawing>
           <wp:inline distT="0" distB="0" distL="0" distR="0" wp14:anchorId="4F32D7DA" wp14:editId="65B6FA72">
             <wp:extent cx="5943600" cy="1751330"/>
@@ -2824,6 +2585,7 @@
   <w:style w:type="character" w:default="1" w:styleId="DefaultParagraphFont">
     <w:name w:val="Default Paragraph Font"/>
     <w:uiPriority w:val="1"/>
+    <w:semiHidden/>
     <w:unhideWhenUsed/>
   </w:style>
   <w:style w:type="table" w:default="1" w:styleId="TableNormal">
